--- a/Day 10 - Java training - 07-08-2025.docx
+++ b/Day 10 - Java training - 07-08-2025.docx
@@ -833,14 +833,37 @@
           <w:sz w:val="28"/>
           <w:szCs w:val="28"/>
         </w:rPr>
-        <w:t xml:space="preserve"> fast but not thread safe in </w:t>
-      </w:r>
-      <w:r>
-        <w:rPr>
-          <w:sz w:val="28"/>
-          <w:szCs w:val="28"/>
-        </w:rPr>
-        <w:t xml:space="preserve">in </w:t>
+        <w:t xml:space="preserve"> </w:t>
+      </w:r>
+      <w:r>
+        <w:rPr>
+          <w:sz w:val="28"/>
+          <w:szCs w:val="28"/>
+        </w:rPr>
+        <w:t xml:space="preserve">method </w:t>
+      </w:r>
+      <w:proofErr w:type="gramStart"/>
+      <w:r>
+        <w:rPr>
+          <w:sz w:val="28"/>
+          <w:szCs w:val="28"/>
+        </w:rPr>
+        <w:t>are</w:t>
+      </w:r>
+      <w:proofErr w:type="gramEnd"/>
+      <w:r>
+        <w:rPr>
+          <w:sz w:val="28"/>
+          <w:szCs w:val="28"/>
+        </w:rPr>
+        <w:t xml:space="preserve"> not synchronized. </w:t>
+      </w:r>
+      <w:r>
+        <w:rPr>
+          <w:sz w:val="28"/>
+          <w:szCs w:val="28"/>
+        </w:rPr>
+        <w:t xml:space="preserve">fast but not thread safe in in </w:t>
       </w:r>
       <w:proofErr w:type="spellStart"/>
       <w:r>
